--- a/Chronic Kidney Disease Prediction - Report.docx
+++ b/Chronic Kidney Disease Prediction - Report.docx
@@ -860,6 +860,36 @@
     <w:p>
       <w:pPr>
         <w:rPr>
+          <w:b/>
+          <w:bCs/>
+          <w:sz w:val="36"/>
+          <w:szCs w:val="48"/>
+        </w:rPr>
+      </w:pPr>
+      <w:r>
+        <w:rPr>
+          <w:b/>
+          <w:bCs/>
+          <w:sz w:val="36"/>
+          <w:szCs w:val="48"/>
+        </w:rPr>
+        <w:t>8. Contribution</w:t>
+      </w:r>
+    </w:p>
+    <w:p>
+      <w:r>
+        <w:t xml:space="preserve">Rohan Kumar - Worked on frontend along with deciding which models to use and testing </w:t>
+      </w:r>
+    </w:p>
+    <w:p>
+      <w:r>
+        <w:lastRenderedPageBreak/>
+        <w:t xml:space="preserve">Prayansh Sukhija – Integrated frontend with the backend and trained the models alongside data pre processing and EDA </w:t>
+      </w:r>
+    </w:p>
+    <w:p>
+      <w:pPr>
+        <w:rPr>
           <w:sz w:val="36"/>
           <w:szCs w:val="36"/>
         </w:rPr>
@@ -876,11 +906,7 @@
     </w:p>
     <w:p>
       <w:r>
-        <w:t xml:space="preserve">This project demonstrates the transformative potential of AI in revolutionizing the early detection and management of CKD on a global scale. The AI-powered prediction system </w:t>
-      </w:r>
-      <w:r>
-        <w:lastRenderedPageBreak/>
-        <w:t>offers a powerful tool for improving patient outcomes, reducing healthcare costs, and addressing a significant global health challenge.</w:t>
+        <w:t>This project demonstrates the transformative potential of AI in revolutionizing the early detection and management of CKD on a global scale. The AI-powered prediction system offers a powerful tool for improving patient outcomes, reducing healthcare costs, and addressing a significant global health challenge.</w:t>
       </w:r>
     </w:p>
     <w:p>
@@ -1496,6 +1522,92 @@
     </w:lvl>
   </w:abstractNum>
   <w:abstractNum w:abstractNumId="3" w15:restartNumberingAfterBreak="0">
+    <w:nsid w:val="45354525"/>
+    <w:multiLevelType w:val="hybridMultilevel"/>
+    <w:tmpl w:val="B05E7328"/>
+    <w:lvl w:ilvl="0" w:tplc="0409000F">
+      <w:start w:val="1"/>
+      <w:numFmt w:val="decimal"/>
+      <w:lvlText w:val="%1."/>
+      <w:lvlJc w:val="left"/>
+      <w:pPr>
+        <w:ind w:left="720" w:hanging="360"/>
+      </w:pPr>
+    </w:lvl>
+    <w:lvl w:ilvl="1" w:tplc="04090019" w:tentative="1">
+      <w:start w:val="1"/>
+      <w:numFmt w:val="lowerLetter"/>
+      <w:lvlText w:val="%2."/>
+      <w:lvlJc w:val="left"/>
+      <w:pPr>
+        <w:ind w:left="1440" w:hanging="360"/>
+      </w:pPr>
+    </w:lvl>
+    <w:lvl w:ilvl="2" w:tplc="0409001B" w:tentative="1">
+      <w:start w:val="1"/>
+      <w:numFmt w:val="lowerRoman"/>
+      <w:lvlText w:val="%3."/>
+      <w:lvlJc w:val="right"/>
+      <w:pPr>
+        <w:ind w:left="2160" w:hanging="180"/>
+      </w:pPr>
+    </w:lvl>
+    <w:lvl w:ilvl="3" w:tplc="0409000F" w:tentative="1">
+      <w:start w:val="1"/>
+      <w:numFmt w:val="decimal"/>
+      <w:lvlText w:val="%4."/>
+      <w:lvlJc w:val="left"/>
+      <w:pPr>
+        <w:ind w:left="2880" w:hanging="360"/>
+      </w:pPr>
+    </w:lvl>
+    <w:lvl w:ilvl="4" w:tplc="04090019" w:tentative="1">
+      <w:start w:val="1"/>
+      <w:numFmt w:val="lowerLetter"/>
+      <w:lvlText w:val="%5."/>
+      <w:lvlJc w:val="left"/>
+      <w:pPr>
+        <w:ind w:left="3600" w:hanging="360"/>
+      </w:pPr>
+    </w:lvl>
+    <w:lvl w:ilvl="5" w:tplc="0409001B" w:tentative="1">
+      <w:start w:val="1"/>
+      <w:numFmt w:val="lowerRoman"/>
+      <w:lvlText w:val="%6."/>
+      <w:lvlJc w:val="right"/>
+      <w:pPr>
+        <w:ind w:left="4320" w:hanging="180"/>
+      </w:pPr>
+    </w:lvl>
+    <w:lvl w:ilvl="6" w:tplc="0409000F" w:tentative="1">
+      <w:start w:val="1"/>
+      <w:numFmt w:val="decimal"/>
+      <w:lvlText w:val="%7."/>
+      <w:lvlJc w:val="left"/>
+      <w:pPr>
+        <w:ind w:left="5040" w:hanging="360"/>
+      </w:pPr>
+    </w:lvl>
+    <w:lvl w:ilvl="7" w:tplc="04090019" w:tentative="1">
+      <w:start w:val="1"/>
+      <w:numFmt w:val="lowerLetter"/>
+      <w:lvlText w:val="%8."/>
+      <w:lvlJc w:val="left"/>
+      <w:pPr>
+        <w:ind w:left="5760" w:hanging="360"/>
+      </w:pPr>
+    </w:lvl>
+    <w:lvl w:ilvl="8" w:tplc="0409001B" w:tentative="1">
+      <w:start w:val="1"/>
+      <w:numFmt w:val="lowerRoman"/>
+      <w:lvlText w:val="%9."/>
+      <w:lvlJc w:val="right"/>
+      <w:pPr>
+        <w:ind w:left="6480" w:hanging="180"/>
+      </w:pPr>
+    </w:lvl>
+  </w:abstractNum>
+  <w:abstractNum w:abstractNumId="4" w15:restartNumberingAfterBreak="0">
     <w:nsid w:val="4B497795"/>
     <w:multiLevelType w:val="multilevel"/>
     <w:tmpl w:val="B34CEA34"/>
@@ -1644,7 +1756,7 @@
       </w:rPr>
     </w:lvl>
   </w:abstractNum>
-  <w:abstractNum w:abstractNumId="4" w15:restartNumberingAfterBreak="0">
+  <w:abstractNum w:abstractNumId="5" w15:restartNumberingAfterBreak="0">
     <w:nsid w:val="515A3787"/>
     <w:multiLevelType w:val="multilevel"/>
     <w:tmpl w:val="C43A7400"/>
@@ -1793,7 +1905,7 @@
       </w:rPr>
     </w:lvl>
   </w:abstractNum>
-  <w:abstractNum w:abstractNumId="5" w15:restartNumberingAfterBreak="0">
+  <w:abstractNum w:abstractNumId="6" w15:restartNumberingAfterBreak="0">
     <w:nsid w:val="5BC84FC5"/>
     <w:multiLevelType w:val="multilevel"/>
     <w:tmpl w:val="FC5CF44E"/>
@@ -1942,7 +2054,7 @@
       </w:rPr>
     </w:lvl>
   </w:abstractNum>
-  <w:abstractNum w:abstractNumId="6" w15:restartNumberingAfterBreak="0">
+  <w:abstractNum w:abstractNumId="7" w15:restartNumberingAfterBreak="0">
     <w:nsid w:val="5C626DE3"/>
     <w:multiLevelType w:val="multilevel"/>
     <w:tmpl w:val="CD967302"/>
@@ -2091,7 +2203,7 @@
       </w:rPr>
     </w:lvl>
   </w:abstractNum>
-  <w:abstractNum w:abstractNumId="7" w15:restartNumberingAfterBreak="0">
+  <w:abstractNum w:abstractNumId="8" w15:restartNumberingAfterBreak="0">
     <w:nsid w:val="708B4440"/>
     <w:multiLevelType w:val="multilevel"/>
     <w:tmpl w:val="418C09D4"/>
@@ -2240,7 +2352,7 @@
       </w:rPr>
     </w:lvl>
   </w:abstractNum>
-  <w:abstractNum w:abstractNumId="8" w15:restartNumberingAfterBreak="0">
+  <w:abstractNum w:abstractNumId="9" w15:restartNumberingAfterBreak="0">
     <w:nsid w:val="71D25B3C"/>
     <w:multiLevelType w:val="multilevel"/>
     <w:tmpl w:val="AAEA4AB4"/>
@@ -2393,28 +2505,31 @@
     <w:abstractNumId w:val="0"/>
   </w:num>
   <w:num w:numId="2" w16cid:durableId="1082945647">
-    <w:abstractNumId w:val="6"/>
+    <w:abstractNumId w:val="7"/>
   </w:num>
   <w:num w:numId="3" w16cid:durableId="1415397683">
     <w:abstractNumId w:val="1"/>
   </w:num>
   <w:num w:numId="4" w16cid:durableId="918978160">
-    <w:abstractNumId w:val="7"/>
+    <w:abstractNumId w:val="8"/>
   </w:num>
   <w:num w:numId="5" w16cid:durableId="1924366109">
-    <w:abstractNumId w:val="5"/>
+    <w:abstractNumId w:val="6"/>
   </w:num>
   <w:num w:numId="6" w16cid:durableId="1951163194">
     <w:abstractNumId w:val="2"/>
   </w:num>
   <w:num w:numId="7" w16cid:durableId="414404317">
-    <w:abstractNumId w:val="8"/>
+    <w:abstractNumId w:val="9"/>
   </w:num>
   <w:num w:numId="8" w16cid:durableId="1257321063">
-    <w:abstractNumId w:val="3"/>
+    <w:abstractNumId w:val="4"/>
   </w:num>
   <w:num w:numId="9" w16cid:durableId="1610425573">
-    <w:abstractNumId w:val="4"/>
+    <w:abstractNumId w:val="5"/>
+  </w:num>
+  <w:num w:numId="10" w16cid:durableId="1415278437">
+    <w:abstractNumId w:val="3"/>
   </w:num>
 </w:numbering>
 </file>
